--- a/zhs/docx/073.content.docx
+++ b/zhs/docx/073.content.docx
@@ -19,7 +19,7 @@
         <w:rPr>
           <w:lang w:val="zh_CN" w:bidi="zh_CN"/>
         </w:rPr>
-        <w:t>Resource: 关键词 (SRV)</w:t>
+        <w:t>Resource: Familiarization, Internalization, Articulation (Fia) Terms</w:t>
       </w:r>
       <w:r>
         <w:rPr>
@@ -39,42 +39,61 @@
           <w:b/>
           <w:lang w:val="zh_CN" w:bidi="zh_CN"/>
         </w:rPr>
-        <w:t>Familiarization, Internalization, Articulation (FIA) Key Terms</w:t>
-      </w:r>
-      <w:r>
-        <w:rPr>
-          <w:lang w:val="zh_CN" w:bidi="zh_CN"/>
-        </w:rPr>
-        <w:t xml:space="preserve"> © 2023 SRV Partners Released under CC BY-SA 4.0 license. </w:t>
-      </w:r>
-      <w:r>
-        <w:rPr>
-          <w:lang w:val="zh_CN" w:bidi="zh_CN"/>
-        </w:rPr>
-        <w:t>Familiarization, Internalization, Articulation (FIA) Key Terms</w:t>
-      </w:r>
-      <w:r>
-        <w:rPr>
-          <w:lang w:val="zh_CN" w:bidi="zh_CN"/>
-        </w:rPr>
-        <w:t xml:space="preserve"> has been adapted in the following languages Tok Pisin, عربي, Français, हिंदी, Bahasa Indonesia, Português, Русский, Español, Kiswahili, 简体中文 from </w:t>
-      </w:r>
-      <w:r>
-        <w:rPr>
-          <w:lang w:val="zh_CN" w:bidi="zh_CN"/>
-        </w:rPr>
-        <w:t>Familiarization, Internalization, Articulation (FIA)</w:t>
-      </w:r>
-      <w:r>
-        <w:rPr>
-          <w:lang w:val="zh_CN" w:bidi="zh_CN"/>
-        </w:rPr>
-        <w:t xml:space="preserve"> © 2023 SRV Partners. Released under CC BY-SA 4.0 license by Mission Mutual</w:t>
-      </w:r>
-      <w:r>
-        <w:rPr>
-          <w:lang w:val="zh_CN" w:bidi="zh_CN"/>
-        </w:rPr>
+        <w:t>Familiarization, Internalization, Articulation (Fia) Terms</w:t>
+      </w:r>
+      <w:r>
+        <w:rPr>
+          <w:lang w:val="zh_CN" w:bidi="zh_CN"/>
+        </w:rPr>
+        <w:t xml:space="preserve"> (Chinese (Simplified)) is based on: </w:t>
+      </w:r>
+      <w:r>
+        <w:rPr>
+          <w:lang w:val="zh_CN" w:bidi="zh_CN"/>
+        </w:rPr>
+        <w:t>Familiarization, Internalization, Articulation (Fia) Terms</w:t>
+      </w:r>
+      <w:r>
+        <w:rPr>
+          <w:lang w:val="zh_CN" w:bidi="zh_CN"/>
+        </w:rPr>
+        <w:t xml:space="preserve">, </w:t>
+      </w:r>
+      <w:hyperlink r:id="rId13">
+        <w:r>
+          <w:rPr>
+            <w:lang w:val="zh_CN" w:bidi="zh_CN"/>
+          </w:rPr>
+          <w:rPr>
+            <w:color w:val="0000EE"/>
+            <w:u w:val="single"/>
+          </w:rPr>
+          <w:t>SRV Partners</w:t>
+        </w:r>
+      </w:hyperlink>
+      <w:r>
+        <w:rPr>
+          <w:lang w:val="zh_CN" w:bidi="zh_CN"/>
+        </w:rPr>
+        <w:t xml:space="preserve">, 2023, which is licensed under a </w:t>
+      </w:r>
+      <w:hyperlink r:id="rId14">
+        <w:r>
+          <w:rPr>
+            <w:lang w:val="zh_CN" w:bidi="zh_CN"/>
+          </w:rPr>
+          <w:rPr>
+            <w:color w:val="0000EE"/>
+            <w:u w:val="single"/>
+          </w:rPr>
+          <w:t>CC BY-SA 4.0 license</w:t>
+        </w:r>
+      </w:hyperlink>
+      <w:r>
+        <w:rPr>
+          <w:lang w:val="zh_CN" w:bidi="zh_CN"/>
+        </w:rPr>
+        <w:t>.</w:t>
       </w:r>
       <w:r>
         <w:rPr>
@@ -83,6 +102,30 @@
       </w:r>
     </w:p>
     <w:p>
+      <w:pPr/>
+      <w:r>
+        <w:rPr>
+          <w:lang w:val="zh_CN" w:bidi="zh_CN"/>
+        </w:rPr>
+      </w:r>
+      <w:r>
+        <w:rPr>
+          <w:lang w:val="zh_CN" w:bidi="zh_CN"/>
+        </w:rPr>
+        <w:t>This PDF version is provided under the same license.</w:t>
+      </w:r>
+      <w:r>
+        <w:rPr>
+          <w:lang w:val="zh_CN" w:bidi="zh_CN"/>
+        </w:rPr>
+      </w:r>
+      <w:r>
+        <w:rPr>
+          <w:lang w:val="zh_CN" w:bidi="zh_CN"/>
+        </w:rPr>
+      </w:r>
+    </w:p>
+    <w:p>
       <w:pPr>
         <w:pStyle w:val="Heading1"/>
       </w:pPr>
@@ -90,7 +133,7 @@
         <w:rPr>
           <w:lang w:val="zh_CN" w:bidi="zh_CN"/>
         </w:rPr>
-        <w:t>关键词 (SRV)</w:t>
+        <w:t>Familiarization, Internalization, Articulation (Fia) Terms</w:t>
       </w:r>
     </w:p>
     <w:p>
@@ -232,60 +275,90 @@
         </w:rPr>
         <w:t>有时这些信息给予人们盼望和鼓励。 即使先知告诉人们他们</w:t>
       </w:r>
-      <w:r>
-        <w:rPr>
-          <w:lang w:val="zh_CN" w:bidi="zh_CN"/>
-        </w:rPr>
-        <w:t>犯罪</w:t>
-      </w:r>
+      <w:hyperlink r:id="rId15">
+        <w:r>
+          <w:rPr>
+            <w:lang w:val="zh_CN" w:bidi="zh_CN"/>
+          </w:rPr>
+          <w:rPr>
+            <w:color w:val="0000EE"/>
+            <w:u w:val="single"/>
+          </w:rPr>
+          <w:t>犯罪</w:t>
+        </w:r>
+      </w:hyperlink>
       <w:r>
         <w:rPr>
           <w:lang w:val="zh_CN" w:bidi="zh_CN"/>
         </w:rPr>
         <w:t>了，应该受到惩罚，他们也在告诉人们神会</w:t>
       </w:r>
-      <w:r>
-        <w:rPr>
-          <w:lang w:val="zh_CN" w:bidi="zh_CN"/>
-        </w:rPr>
-        <w:t>怜悯</w:t>
-      </w:r>
+      <w:hyperlink r:id="rId16">
+        <w:r>
+          <w:rPr>
+            <w:lang w:val="zh_CN" w:bidi="zh_CN"/>
+          </w:rPr>
+          <w:rPr>
+            <w:color w:val="0000EE"/>
+            <w:u w:val="single"/>
+          </w:rPr>
+          <w:t>怜悯</w:t>
+        </w:r>
+      </w:hyperlink>
       <w:r>
         <w:rPr>
           <w:lang w:val="zh_CN" w:bidi="zh_CN"/>
         </w:rPr>
         <w:t>他们，再次拯救他们。 先知给予人们的一个重要信息是，神会差遣一位特别的</w:t>
       </w:r>
-      <w:r>
-        <w:rPr>
-          <w:lang w:val="zh_CN" w:bidi="zh_CN"/>
-        </w:rPr>
-        <w:t>王</w:t>
-      </w:r>
+      <w:hyperlink r:id="rId17">
+        <w:r>
+          <w:rPr>
+            <w:lang w:val="zh_CN" w:bidi="zh_CN"/>
+          </w:rPr>
+          <w:rPr>
+            <w:color w:val="0000EE"/>
+            <w:u w:val="single"/>
+          </w:rPr>
+          <w:t>王</w:t>
+        </w:r>
+      </w:hyperlink>
       <w:r>
         <w:rPr>
           <w:lang w:val="zh_CN" w:bidi="zh_CN"/>
         </w:rPr>
         <w:t>和</w:t>
       </w:r>
-      <w:r>
-        <w:rPr>
-          <w:lang w:val="zh_CN" w:bidi="zh_CN"/>
-        </w:rPr>
-        <w:t>救主</w:t>
-      </w:r>
+      <w:hyperlink r:id="rId18">
+        <w:r>
+          <w:rPr>
+            <w:lang w:val="zh_CN" w:bidi="zh_CN"/>
+          </w:rPr>
+          <w:rPr>
+            <w:color w:val="0000EE"/>
+            <w:u w:val="single"/>
+          </w:rPr>
+          <w:t>救主</w:t>
+        </w:r>
+      </w:hyperlink>
       <w:r>
         <w:rPr>
           <w:lang w:val="zh_CN" w:bidi="zh_CN"/>
         </w:rPr>
         <w:t>来帮助他们。 这位特别的王和救主被称为</w:t>
       </w:r>
-      <w:r>
-        <w:rPr>
-          <w:lang w:val="zh_CN" w:bidi="zh_CN"/>
-        </w:rPr>
-        <w:t>弥赛亚</w:t>
-      </w:r>
+      <w:hyperlink r:id="rId19">
+        <w:r>
+          <w:rPr>
+            <w:lang w:val="zh_CN" w:bidi="zh_CN"/>
+          </w:rPr>
+          <w:rPr>
+            <w:color w:val="0000EE"/>
+            <w:u w:val="single"/>
+          </w:rPr>
+          <w:t>弥赛亚</w:t>
+        </w:r>
+      </w:hyperlink>
       <w:r>
         <w:rPr>
           <w:lang w:val="zh_CN" w:bidi="zh_CN"/>
@@ -319,12 +392,18 @@
         </w:rPr>
         <w:t>。 在耶稣出生前的数百年，先知们所说的关于弥赛亚的事，都在耶稣身上应验了。 例如，有一则预言说弥赛亚将出生在</w:t>
       </w:r>
-      <w:r>
-        <w:rPr>
-          <w:lang w:val="zh_CN" w:bidi="zh_CN"/>
-        </w:rPr>
-        <w:t>伯利恒</w:t>
-      </w:r>
+      <w:hyperlink r:id="rId20">
+        <w:r>
+          <w:rPr>
+            <w:lang w:val="zh_CN" w:bidi="zh_CN"/>
+          </w:rPr>
+          <w:rPr>
+            <w:color w:val="0000EE"/>
+            <w:u w:val="single"/>
+          </w:rPr>
+          <w:t>伯利恒</w:t>
+        </w:r>
+      </w:hyperlink>
       <w:r>
         <w:rPr>
           <w:lang w:val="zh_CN" w:bidi="zh_CN"/>
@@ -345,36 +424,54 @@
         </w:rPr>
         <w:t>先知以不同的方式将神的信息传递给人们。 有时先知会向人们讲一个</w:t>
       </w:r>
-      <w:r>
-        <w:rPr>
-          <w:lang w:val="zh_CN" w:bidi="zh_CN"/>
-        </w:rPr>
-        <w:t>比喻</w:t>
-      </w:r>
+      <w:hyperlink r:id="rId21">
+        <w:r>
+          <w:rPr>
+            <w:lang w:val="zh_CN" w:bidi="zh_CN"/>
+          </w:rPr>
+          <w:rPr>
+            <w:color w:val="0000EE"/>
+            <w:u w:val="single"/>
+          </w:rPr>
+          <w:t>比喻</w:t>
+        </w:r>
+      </w:hyperlink>
       <w:r>
         <w:rPr>
           <w:lang w:val="zh_CN" w:bidi="zh_CN"/>
         </w:rPr>
         <w:t>，即一个具有特殊意义的故事。 有时先知会表演一些戏剧，以帮助人们理解信息。 例如，神告诉先知耶利米在脖子上挂着沉重的木</w:t>
       </w:r>
-      <w:r>
-        <w:rPr>
-          <w:lang w:val="zh_CN" w:bidi="zh_CN"/>
-        </w:rPr>
-        <w:t>轭</w:t>
-      </w:r>
+      <w:hyperlink r:id="rId22">
+        <w:r>
+          <w:rPr>
+            <w:lang w:val="zh_CN" w:bidi="zh_CN"/>
+          </w:rPr>
+          <w:rPr>
+            <w:color w:val="0000EE"/>
+            <w:u w:val="single"/>
+          </w:rPr>
+          <w:t>轭</w:t>
+        </w:r>
+      </w:hyperlink>
       <w:r>
         <w:rPr>
           <w:lang w:val="zh_CN" w:bidi="zh_CN"/>
         </w:rPr>
         <w:t>，四处走动一阵子，木轭通常是用于控制在田间为人们劳作的动物的。 耶利米使用这个轭作为象征，告诉人们巴比伦人很快就会控制</w:t>
       </w:r>
-      <w:r>
-        <w:rPr>
-          <w:lang w:val="zh_CN" w:bidi="zh_CN"/>
-        </w:rPr>
-        <w:t>以色列人</w:t>
-      </w:r>
+      <w:hyperlink r:id="rId23">
+        <w:r>
+          <w:rPr>
+            <w:lang w:val="zh_CN" w:bidi="zh_CN"/>
+          </w:rPr>
+          <w:rPr>
+            <w:color w:val="0000EE"/>
+            <w:u w:val="single"/>
+          </w:rPr>
+          <w:t>以色列人</w:t>
+        </w:r>
+      </w:hyperlink>
       <w:r>
         <w:rPr>
           <w:lang w:val="zh_CN" w:bidi="zh_CN"/>
@@ -395,24 +492,36 @@
         </w:rPr>
         <w:t>神通过</w:t>
       </w:r>
-      <w:r>
-        <w:rPr>
-          <w:lang w:val="zh_CN" w:bidi="zh_CN"/>
-        </w:rPr>
-        <w:t>圣灵</w:t>
-      </w:r>
+      <w:hyperlink r:id="rId24">
+        <w:r>
+          <w:rPr>
+            <w:lang w:val="zh_CN" w:bidi="zh_CN"/>
+          </w:rPr>
+          <w:rPr>
+            <w:color w:val="0000EE"/>
+            <w:u w:val="single"/>
+          </w:rPr>
+          <w:t>圣灵</w:t>
+        </w:r>
+      </w:hyperlink>
       <w:r>
         <w:rPr>
           <w:lang w:val="zh_CN" w:bidi="zh_CN"/>
         </w:rPr>
         <w:t>的大能将祂的信息赐给先知们。 我们不确切知道这是如何运作的。 有时，先知会做梦或见到</w:t>
       </w:r>
-      <w:r>
-        <w:rPr>
-          <w:lang w:val="zh_CN" w:bidi="zh_CN"/>
-        </w:rPr>
-        <w:t>异象</w:t>
-      </w:r>
+      <w:hyperlink r:id="rId25">
+        <w:r>
+          <w:rPr>
+            <w:lang w:val="zh_CN" w:bidi="zh_CN"/>
+          </w:rPr>
+          <w:rPr>
+            <w:color w:val="0000EE"/>
+            <w:u w:val="single"/>
+          </w:rPr>
+          <w:t>异象</w:t>
+        </w:r>
+      </w:hyperlink>
       <w:r>
         <w:rPr>
           <w:lang w:val="zh_CN" w:bidi="zh_CN"/>
@@ -433,24 +542,36 @@
         </w:rPr>
         <w:t>先知们经常写下这些信息，或者其他人为他们写下这些话。 旧约中的许多书卷是神通过先知赐给人们的信息。 这就是为什么</w:t>
       </w:r>
-      <w:r>
-        <w:rPr>
-          <w:lang w:val="zh_CN" w:bidi="zh_CN"/>
-        </w:rPr>
-        <w:t>犹太人</w:t>
-      </w:r>
+      <w:hyperlink r:id="rId26">
+        <w:r>
+          <w:rPr>
+            <w:lang w:val="zh_CN" w:bidi="zh_CN"/>
+          </w:rPr>
+          <w:rPr>
+            <w:color w:val="0000EE"/>
+            <w:u w:val="single"/>
+          </w:rPr>
+          <w:t>犹太人</w:t>
+        </w:r>
+      </w:hyperlink>
       <w:r>
         <w:rPr>
           <w:lang w:val="zh_CN" w:bidi="zh_CN"/>
         </w:rPr>
         <w:t>经常使用"先知"或"律法和先知"这个词来指代圣经中我们现在称之为旧约的部分。 "</w:t>
       </w:r>
-      <w:r>
-        <w:rPr>
-          <w:lang w:val="zh_CN" w:bidi="zh_CN"/>
-        </w:rPr>
-        <w:t>律法</w:t>
-      </w:r>
+      <w:hyperlink r:id="rId27">
+        <w:r>
+          <w:rPr>
+            <w:lang w:val="zh_CN" w:bidi="zh_CN"/>
+          </w:rPr>
+          <w:rPr>
+            <w:color w:val="0000EE"/>
+            <w:u w:val="single"/>
+          </w:rPr>
+          <w:t>律法</w:t>
+        </w:r>
+      </w:hyperlink>
       <w:r>
         <w:rPr>
           <w:lang w:val="zh_CN" w:bidi="zh_CN"/>
@@ -551,12 +672,18 @@
         </w:rPr>
         <w:t>在旧约中，我们有时会听到一群先知。 这些先知与我们到目前为止所提到的先知略有不同。 这些其它类型的先知会遵循某种仪式，例如听某人演奏乐器，然后他们会进入催眠状态。 这意味着他们不是完全清醒，也不是完全睡着了。 在这种状态下，神有时会赐给他们一些特别的启示。 当人们想知道该做什么时，他们有时会去找这样的先知，然后先知会尝试进入这种催眠状态，希望从神那里得到关于这个人必须做什么的信息。 陷入这种催眠状态的人也可以开始赞美和</w:t>
       </w:r>
-      <w:r>
-        <w:rPr>
-          <w:lang w:val="zh_CN" w:bidi="zh_CN"/>
-        </w:rPr>
-        <w:t>敬拜</w:t>
-      </w:r>
+      <w:hyperlink r:id="rId28">
+        <w:r>
+          <w:rPr>
+            <w:lang w:val="zh_CN" w:bidi="zh_CN"/>
+          </w:rPr>
+          <w:rPr>
+            <w:color w:val="0000EE"/>
+            <w:u w:val="single"/>
+          </w:rPr>
+          <w:t>敬拜</w:t>
+        </w:r>
+      </w:hyperlink>
       <w:r>
         <w:rPr>
           <w:lang w:val="zh_CN" w:bidi="zh_CN"/>
@@ -577,24 +704,36 @@
         </w:rPr>
         <w:t>在新约中，保罗教导我们，</w:t>
       </w:r>
-      <w:r>
-        <w:rPr>
-          <w:lang w:val="zh_CN" w:bidi="zh_CN"/>
-        </w:rPr>
-        <w:t>圣灵</w:t>
-      </w:r>
+      <w:hyperlink r:id="rId24">
+        <w:r>
+          <w:rPr>
+            <w:lang w:val="zh_CN" w:bidi="zh_CN"/>
+          </w:rPr>
+          <w:rPr>
+            <w:color w:val="0000EE"/>
+            <w:u w:val="single"/>
+          </w:rPr>
+          <w:t>圣灵</w:t>
+        </w:r>
+      </w:hyperlink>
       <w:r>
         <w:rPr>
           <w:lang w:val="zh_CN" w:bidi="zh_CN"/>
         </w:rPr>
         <w:t>赐给一些人说预言的能力。 通过圣灵，神可以赐给这些</w:t>
       </w:r>
-      <w:r>
-        <w:rPr>
-          <w:lang w:val="zh_CN" w:bidi="zh_CN"/>
-        </w:rPr>
-        <w:t>信徒</w:t>
-      </w:r>
+      <w:hyperlink r:id="rId29">
+        <w:r>
+          <w:rPr>
+            <w:lang w:val="zh_CN" w:bidi="zh_CN"/>
+          </w:rPr>
+          <w:rPr>
+            <w:color w:val="0000EE"/>
+            <w:u w:val="single"/>
+          </w:rPr>
+          <w:t>信徒</w:t>
+        </w:r>
+      </w:hyperlink>
       <w:r>
         <w:rPr>
           <w:lang w:val="zh_CN" w:bidi="zh_CN"/>
@@ -644,12 +783,18 @@
         </w:rPr>
         <w:t>小心不要让人们混淆你为</w:t>
       </w:r>
-      <w:r>
-        <w:rPr>
-          <w:lang w:val="zh_CN" w:bidi="zh_CN"/>
-        </w:rPr>
-        <w:t>天使</w:t>
-      </w:r>
+      <w:hyperlink r:id="rId30">
+        <w:r>
+          <w:rPr>
+            <w:lang w:val="zh_CN" w:bidi="zh_CN"/>
+          </w:rPr>
+          <w:rPr>
+            <w:color w:val="0000EE"/>
+            <w:u w:val="single"/>
+          </w:rPr>
+          <w:t>天使</w:t>
+        </w:r>
+      </w:hyperlink>
       <w:r>
         <w:rPr>
           <w:lang w:val="zh_CN" w:bidi="zh_CN"/>
@@ -725,12 +870,23 @@
         <w:rPr>
           <w:lang w:val="zh_CN" w:bidi="zh_CN"/>
         </w:rPr>
-        <w:t>献祭</w:t>
-      </w:r>
-      <w:r>
-        <w:rPr>
-          <w:lang w:val="zh_CN" w:bidi="zh_CN"/>
-        </w:rPr>
+        <w:t>先知</w:t>
+      </w:r>
+      <w:r>
+        <w:rPr>
+          <w:lang w:val="zh_CN" w:bidi="zh_CN"/>
+        </w:rPr>
+      </w:r>
+    </w:p>
+    <w:p>
+      <w:pPr>
+        <w:pStyle w:val="Heading4"/>
+      </w:pPr>
+      <w:r>
+        <w:rPr>
+          <w:lang w:val="zh_CN" w:bidi="zh_CN"/>
+        </w:rPr>
+        <w:t>Audio Content</w:t>
       </w:r>
     </w:p>
     <w:p>
@@ -740,66 +896,33 @@
           <w:lang w:val="zh_CN" w:bidi="zh_CN"/>
         </w:rPr>
       </w:r>
-      <w:r>
-        <w:rPr>
-          <w:b/>
-          <w:lang w:val="zh_CN" w:bidi="zh_CN"/>
-        </w:rPr>
-        <w:t>献祭</w:t>
-      </w:r>
-      <w:r>
-        <w:rPr>
-          <w:lang w:val="zh_CN" w:bidi="zh_CN"/>
-        </w:rPr>
-        <w:t>是献给神礼物。 人们经常把礼物放在一个用土或大石头制成的平台上，这个平台被称为</w:t>
-      </w:r>
-      <w:r>
-        <w:rPr>
-          <w:lang w:val="zh_CN" w:bidi="zh_CN"/>
-        </w:rPr>
-        <w:t>祭坛</w:t>
-      </w:r>
-      <w:r>
-        <w:rPr>
-          <w:lang w:val="zh_CN" w:bidi="zh_CN"/>
-        </w:rPr>
-        <w:t>。 献祭的目的可能是人们想要为某事感谢神、</w:t>
-      </w:r>
-      <w:r>
-        <w:rPr>
-          <w:lang w:val="zh_CN" w:bidi="zh_CN"/>
-        </w:rPr>
-        <w:t>敬拜</w:t>
-      </w:r>
-      <w:r>
-        <w:rPr>
-          <w:lang w:val="zh_CN" w:bidi="zh_CN"/>
-        </w:rPr>
-        <w:t>神、坚定他们与神的</w:t>
-      </w:r>
-      <w:r>
-        <w:rPr>
-          <w:lang w:val="zh_CN" w:bidi="zh_CN"/>
-        </w:rPr>
-        <w:t>关系</w:t>
-      </w:r>
-      <w:r>
-        <w:rPr>
-          <w:lang w:val="zh_CN" w:bidi="zh_CN"/>
-        </w:rPr>
-        <w:t>，或者为他们所做错的事寻求</w:t>
-      </w:r>
-      <w:r>
-        <w:rPr>
-          <w:lang w:val="zh_CN" w:bidi="zh_CN"/>
-        </w:rPr>
-        <w:t>饶恕</w:t>
-      </w:r>
-      <w:r>
-        <w:rPr>
-          <w:lang w:val="zh_CN" w:bidi="zh_CN"/>
-        </w:rPr>
-        <w:t>。 献祭可能也会杀死一只动物，然后放在祭坛上燃烧。 但礼物也可以是食品、油或有香味的香料。</w:t>
+      <w:hyperlink r:id="rId31">
+        <w:r>
+          <w:rPr>
+            <w:lang w:val="zh_CN" w:bidi="zh_CN"/>
+          </w:rPr>
+          <w:rPr>
+            <w:color w:val="0000EE"/>
+            <w:u w:val="single"/>
+          </w:rPr>
+          <w:t>mp3 file</w:t>
+        </w:r>
+      </w:hyperlink>
+      <w:r>
+        <w:rPr>
+          <w:lang w:val="zh_CN" w:bidi="zh_CN"/>
+        </w:rPr>
+        <w:t xml:space="preserve"> (None KB)</w:t>
+      </w:r>
+      <w:r>
+        <w:rPr>
+          <w:lang w:val="zh_CN" w:bidi="zh_CN"/>
+        </w:rPr>
+      </w:r>
+      <w:r>
+        <w:rPr>
+          <w:lang w:val="zh_CN" w:bidi="zh_CN"/>
+        </w:rPr>
       </w:r>
     </w:p>
     <w:p>
@@ -809,83 +932,21 @@
           <w:lang w:val="zh_CN" w:bidi="zh_CN"/>
         </w:rPr>
       </w:r>
-      <w:r>
-        <w:rPr>
-          <w:lang w:val="zh_CN" w:bidi="zh_CN"/>
-        </w:rPr>
-        <w:t>在旧约的一开始，有几个关于人向神献祭的故事：该隐与亚伯、挪亚和</w:t>
-      </w:r>
-      <w:r>
-        <w:rPr>
-          <w:lang w:val="zh_CN" w:bidi="zh_CN"/>
-        </w:rPr>
-        <w:t>亚伯拉罕</w:t>
-      </w:r>
-      <w:r>
-        <w:rPr>
-          <w:lang w:val="zh_CN" w:bidi="zh_CN"/>
-        </w:rPr>
-        <w:t>。 后来，当神藉著摩西将</w:t>
-      </w:r>
-      <w:r>
-        <w:rPr>
-          <w:lang w:val="zh_CN" w:bidi="zh_CN"/>
-        </w:rPr>
-        <w:t>律法</w:t>
-      </w:r>
-      <w:r>
-        <w:rPr>
-          <w:lang w:val="zh_CN" w:bidi="zh_CN"/>
-        </w:rPr>
-        <w:t>赐给</w:t>
-      </w:r>
-      <w:r>
-        <w:rPr>
-          <w:lang w:val="zh_CN" w:bidi="zh_CN"/>
-        </w:rPr>
-        <w:t>以色列人</w:t>
-      </w:r>
-      <w:r>
-        <w:rPr>
-          <w:lang w:val="zh_CN" w:bidi="zh_CN"/>
-        </w:rPr>
-        <w:t>时，神指示人们如何献祭。 人们不能随意献祭给神：他们必须把祭物带到</w:t>
-      </w:r>
-      <w:r>
-        <w:rPr>
-          <w:lang w:val="zh_CN" w:bidi="zh_CN"/>
-        </w:rPr>
-        <w:t>会幕</w:t>
-      </w:r>
-      <w:r>
-        <w:rPr>
-          <w:lang w:val="zh_CN" w:bidi="zh_CN"/>
-        </w:rPr>
-        <w:t>，后来是带到</w:t>
-      </w:r>
-      <w:r>
-        <w:rPr>
-          <w:lang w:val="zh_CN" w:bidi="zh_CN"/>
-        </w:rPr>
-        <w:t>圣殿</w:t>
-      </w:r>
-      <w:r>
-        <w:rPr>
-          <w:lang w:val="zh_CN" w:bidi="zh_CN"/>
-        </w:rPr>
-        <w:t>。 会幕是以色列人敬拜神的地方。 以色列人在</w:t>
-      </w:r>
-      <w:r>
-        <w:rPr>
-          <w:lang w:val="zh_CN" w:bidi="zh_CN"/>
-        </w:rPr>
-        <w:t>旷野</w:t>
-      </w:r>
-      <w:r>
-        <w:rPr>
-          <w:lang w:val="zh_CN" w:bidi="zh_CN"/>
-        </w:rPr>
-        <w:t>旅行会携带的一顶帐篷。 后来，当以色列人在自己的国家定居时，他们用一座建筑物取代了会幕，称为圣殿。</w:t>
+    </w:p>
+    <w:p>
+      <w:pPr>
+        <w:pStyle w:val="Heading2"/>
+      </w:pPr>
+      <w:r>
+        <w:rPr>
+          <w:lang w:val="zh_CN" w:bidi="zh_CN"/>
+        </w:rPr>
+        <w:t>献祭</w:t>
+      </w:r>
+      <w:r>
+        <w:rPr>
+          <w:lang w:val="zh_CN" w:bidi="zh_CN"/>
+        </w:rPr>
       </w:r>
     </w:p>
     <w:p>
@@ -897,24 +958,7 @@
       </w:r>
       <w:r>
         <w:rPr>
-          <w:lang w:val="zh_CN" w:bidi="zh_CN"/>
-        </w:rPr>
-        <w:t>在会幕中，以及后来的圣殿中，</w:t>
-      </w:r>
-      <w:r>
-        <w:rPr>
-          <w:lang w:val="zh_CN" w:bidi="zh_CN"/>
-        </w:rPr>
-        <w:t>祭司</w:t>
-      </w:r>
-      <w:r>
-        <w:rPr>
-          <w:lang w:val="zh_CN" w:bidi="zh_CN"/>
-        </w:rPr>
-        <w:t>是特别的人，是神任命的，代表百姓献祭。 祭司每天都要</w:t>
-      </w:r>
-      <w:r>
-        <w:rPr>
+          <w:b/>
           <w:lang w:val="zh_CN" w:bidi="zh_CN"/>
         </w:rPr>
         <w:t>献祭</w:t>
@@ -923,43 +967,79 @@
         <w:rPr>
           <w:lang w:val="zh_CN" w:bidi="zh_CN"/>
         </w:rPr>
-        <w:t>，也会为节期和仪式特别地献祭。 人们也可以自愿带祭物来。 献祭在敬拜神的过程中非常重要。 因为神是</w:t>
-      </w:r>
-      <w:r>
-        <w:rPr>
-          <w:lang w:val="zh_CN" w:bidi="zh_CN"/>
-        </w:rPr>
-        <w:t>圣洁</w:t>
-      </w:r>
-      <w:r>
-        <w:rPr>
-          <w:lang w:val="zh_CN" w:bidi="zh_CN"/>
-        </w:rPr>
-        <w:t>的，而人是</w:t>
-      </w:r>
-      <w:r>
-        <w:rPr>
-          <w:lang w:val="zh_CN" w:bidi="zh_CN"/>
-        </w:rPr>
-        <w:t>有罪的</w:t>
-      </w:r>
-      <w:r>
-        <w:rPr>
-          <w:lang w:val="zh_CN" w:bidi="zh_CN"/>
-        </w:rPr>
-        <w:t xml:space="preserve"> 你不能来到神的面前。 人们的罪需要被"洁净"。 只有那些在礼仪中已被洁净的</w:t>
-      </w:r>
-      <w:r>
-        <w:rPr>
-          <w:lang w:val="zh_CN" w:bidi="zh_CN"/>
-        </w:rPr>
-        <w:t>洁净</w:t>
-      </w:r>
-      <w:r>
-        <w:rPr>
-          <w:lang w:val="zh_CN" w:bidi="zh_CN"/>
-        </w:rPr>
-        <w:t>人才能来到神面前。 献祭帮助人们称为洁净，使人能够来到神面前。 但是，神也向人们表明，如果人们对自己所做的恶事没有真正的悔意，并真诚地想要改变，神就不会接受这祭物。</w:t>
+        <w:t>是献给神礼物。 人们经常把礼物放在一个用土或大石头制成的平台上，这个平台被称为</w:t>
+      </w:r>
+      <w:hyperlink r:id="rId32">
+        <w:r>
+          <w:rPr>
+            <w:lang w:val="zh_CN" w:bidi="zh_CN"/>
+          </w:rPr>
+          <w:rPr>
+            <w:color w:val="0000EE"/>
+            <w:u w:val="single"/>
+          </w:rPr>
+          <w:t>祭坛</w:t>
+        </w:r>
+      </w:hyperlink>
+      <w:r>
+        <w:rPr>
+          <w:lang w:val="zh_CN" w:bidi="zh_CN"/>
+        </w:rPr>
+        <w:t>。 献祭的目的可能是人们想要为某事感谢神、</w:t>
+      </w:r>
+      <w:hyperlink r:id="rId28">
+        <w:r>
+          <w:rPr>
+            <w:lang w:val="zh_CN" w:bidi="zh_CN"/>
+          </w:rPr>
+          <w:rPr>
+            <w:color w:val="0000EE"/>
+            <w:u w:val="single"/>
+          </w:rPr>
+          <w:t>敬拜</w:t>
+        </w:r>
+      </w:hyperlink>
+      <w:r>
+        <w:rPr>
+          <w:lang w:val="zh_CN" w:bidi="zh_CN"/>
+        </w:rPr>
+        <w:t>神、坚定他们与神的</w:t>
+      </w:r>
+      <w:hyperlink r:id="rId33">
+        <w:r>
+          <w:rPr>
+            <w:lang w:val="zh_CN" w:bidi="zh_CN"/>
+          </w:rPr>
+          <w:rPr>
+            <w:color w:val="0000EE"/>
+            <w:u w:val="single"/>
+          </w:rPr>
+          <w:t>关系</w:t>
+        </w:r>
+      </w:hyperlink>
+      <w:r>
+        <w:rPr>
+          <w:lang w:val="zh_CN" w:bidi="zh_CN"/>
+        </w:rPr>
+        <w:t>，或者为他们所做错的事寻求</w:t>
+      </w:r>
+      <w:hyperlink r:id="rId34">
+        <w:r>
+          <w:rPr>
+            <w:lang w:val="zh_CN" w:bidi="zh_CN"/>
+          </w:rPr>
+          <w:rPr>
+            <w:color w:val="0000EE"/>
+            <w:u w:val="single"/>
+          </w:rPr>
+          <w:t>饶恕</w:t>
+        </w:r>
+      </w:hyperlink>
+      <w:r>
+        <w:rPr>
+          <w:lang w:val="zh_CN" w:bidi="zh_CN"/>
+        </w:rPr>
+        <w:t>。 献祭可能也会杀死一只动物，然后放在祭坛上燃烧。 但礼物也可以是食品、油或有香味的香料。</w:t>
       </w:r>
     </w:p>
     <w:p>
@@ -973,55 +1053,376 @@
         <w:rPr>
           <w:lang w:val="zh_CN" w:bidi="zh_CN"/>
         </w:rPr>
+        <w:t>在旧约的一开始，有几个关于人向神献祭的故事：该隐与亚伯、挪亚和</w:t>
+      </w:r>
+      <w:hyperlink r:id="rId35">
+        <w:r>
+          <w:rPr>
+            <w:lang w:val="zh_CN" w:bidi="zh_CN"/>
+          </w:rPr>
+          <w:rPr>
+            <w:color w:val="0000EE"/>
+            <w:u w:val="single"/>
+          </w:rPr>
+          <w:t>亚伯拉罕</w:t>
+        </w:r>
+      </w:hyperlink>
+      <w:r>
+        <w:rPr>
+          <w:lang w:val="zh_CN" w:bidi="zh_CN"/>
+        </w:rPr>
+        <w:t>。 后来，当神藉著摩西将</w:t>
+      </w:r>
+      <w:hyperlink r:id="rId27">
+        <w:r>
+          <w:rPr>
+            <w:lang w:val="zh_CN" w:bidi="zh_CN"/>
+          </w:rPr>
+          <w:rPr>
+            <w:color w:val="0000EE"/>
+            <w:u w:val="single"/>
+          </w:rPr>
+          <w:t>律法</w:t>
+        </w:r>
+      </w:hyperlink>
+      <w:r>
+        <w:rPr>
+          <w:lang w:val="zh_CN" w:bidi="zh_CN"/>
+        </w:rPr>
+        <w:t>赐给</w:t>
+      </w:r>
+      <w:hyperlink r:id="rId23">
+        <w:r>
+          <w:rPr>
+            <w:lang w:val="zh_CN" w:bidi="zh_CN"/>
+          </w:rPr>
+          <w:rPr>
+            <w:color w:val="0000EE"/>
+            <w:u w:val="single"/>
+          </w:rPr>
+          <w:t>以色列人</w:t>
+        </w:r>
+      </w:hyperlink>
+      <w:r>
+        <w:rPr>
+          <w:lang w:val="zh_CN" w:bidi="zh_CN"/>
+        </w:rPr>
+        <w:t>时，神指示人们如何献祭。 人们不能随意献祭给神：他们必须把祭物带到</w:t>
+      </w:r>
+      <w:hyperlink r:id="rId36">
+        <w:r>
+          <w:rPr>
+            <w:lang w:val="zh_CN" w:bidi="zh_CN"/>
+          </w:rPr>
+          <w:rPr>
+            <w:color w:val="0000EE"/>
+            <w:u w:val="single"/>
+          </w:rPr>
+          <w:t>会幕</w:t>
+        </w:r>
+      </w:hyperlink>
+      <w:r>
+        <w:rPr>
+          <w:lang w:val="zh_CN" w:bidi="zh_CN"/>
+        </w:rPr>
+        <w:t>，后来是带到</w:t>
+      </w:r>
+      <w:hyperlink r:id="rId37">
+        <w:r>
+          <w:rPr>
+            <w:lang w:val="zh_CN" w:bidi="zh_CN"/>
+          </w:rPr>
+          <w:rPr>
+            <w:color w:val="0000EE"/>
+            <w:u w:val="single"/>
+          </w:rPr>
+          <w:t>圣殿</w:t>
+        </w:r>
+      </w:hyperlink>
+      <w:r>
+        <w:rPr>
+          <w:lang w:val="zh_CN" w:bidi="zh_CN"/>
+        </w:rPr>
+        <w:t>。 会幕是以色列人敬拜神的地方。 以色列人在</w:t>
+      </w:r>
+      <w:hyperlink r:id="rId38">
+        <w:r>
+          <w:rPr>
+            <w:lang w:val="zh_CN" w:bidi="zh_CN"/>
+          </w:rPr>
+          <w:rPr>
+            <w:color w:val="0000EE"/>
+            <w:u w:val="single"/>
+          </w:rPr>
+          <w:t>旷野</w:t>
+        </w:r>
+      </w:hyperlink>
+      <w:r>
+        <w:rPr>
+          <w:lang w:val="zh_CN" w:bidi="zh_CN"/>
+        </w:rPr>
+        <w:t>旅行会携带的一顶帐篷。 后来，当以色列人在自己的国家定居时，他们用一座建筑物取代了会幕，称为圣殿。</w:t>
+      </w:r>
+    </w:p>
+    <w:p>
+      <w:pPr/>
+      <w:r>
+        <w:rPr>
+          <w:lang w:val="zh_CN" w:bidi="zh_CN"/>
+        </w:rPr>
+      </w:r>
+      <w:r>
+        <w:rPr>
+          <w:lang w:val="zh_CN" w:bidi="zh_CN"/>
+        </w:rPr>
+        <w:t>在会幕中，以及后来的圣殿中，</w:t>
+      </w:r>
+      <w:hyperlink r:id="rId39">
+        <w:r>
+          <w:rPr>
+            <w:lang w:val="zh_CN" w:bidi="zh_CN"/>
+          </w:rPr>
+          <w:rPr>
+            <w:color w:val="0000EE"/>
+            <w:u w:val="single"/>
+          </w:rPr>
+          <w:t>祭司</w:t>
+        </w:r>
+      </w:hyperlink>
+      <w:r>
+        <w:rPr>
+          <w:lang w:val="zh_CN" w:bidi="zh_CN"/>
+        </w:rPr>
+        <w:t>是特别的人，是神任命的，代表百姓献祭。 祭司每天都要</w:t>
+      </w:r>
+      <w:hyperlink r:id="rId40">
+        <w:r>
+          <w:rPr>
+            <w:lang w:val="zh_CN" w:bidi="zh_CN"/>
+          </w:rPr>
+          <w:rPr>
+            <w:color w:val="0000EE"/>
+            <w:u w:val="single"/>
+          </w:rPr>
+          <w:t>献祭</w:t>
+        </w:r>
+      </w:hyperlink>
+      <w:r>
+        <w:rPr>
+          <w:lang w:val="zh_CN" w:bidi="zh_CN"/>
+        </w:rPr>
+        <w:t>，也会为节期和仪式特别地献祭。 人们也可以自愿带祭物来。 献祭在敬拜神的过程中非常重要。 因为神是</w:t>
+      </w:r>
+      <w:hyperlink r:id="rId41">
+        <w:r>
+          <w:rPr>
+            <w:lang w:val="zh_CN" w:bidi="zh_CN"/>
+          </w:rPr>
+          <w:rPr>
+            <w:color w:val="0000EE"/>
+            <w:u w:val="single"/>
+          </w:rPr>
+          <w:t>圣洁</w:t>
+        </w:r>
+      </w:hyperlink>
+      <w:r>
+        <w:rPr>
+          <w:lang w:val="zh_CN" w:bidi="zh_CN"/>
+        </w:rPr>
+        <w:t>的，而人是</w:t>
+      </w:r>
+      <w:hyperlink r:id="rId15">
+        <w:r>
+          <w:rPr>
+            <w:lang w:val="zh_CN" w:bidi="zh_CN"/>
+          </w:rPr>
+          <w:rPr>
+            <w:color w:val="0000EE"/>
+            <w:u w:val="single"/>
+          </w:rPr>
+          <w:t>有罪的</w:t>
+        </w:r>
+      </w:hyperlink>
+      <w:r>
+        <w:rPr>
+          <w:lang w:val="zh_CN" w:bidi="zh_CN"/>
+        </w:rPr>
+        <w:t xml:space="preserve"> 你不能来到神的面前。 人们的罪需要被"洁净"。 只有那些在礼仪中已被洁净的</w:t>
+      </w:r>
+      <w:hyperlink r:id="rId42">
+        <w:r>
+          <w:rPr>
+            <w:lang w:val="zh_CN" w:bidi="zh_CN"/>
+          </w:rPr>
+          <w:rPr>
+            <w:color w:val="0000EE"/>
+            <w:u w:val="single"/>
+          </w:rPr>
+          <w:t>洁净</w:t>
+        </w:r>
+      </w:hyperlink>
+      <w:r>
+        <w:rPr>
+          <w:lang w:val="zh_CN" w:bidi="zh_CN"/>
+        </w:rPr>
+        <w:t>人才能来到神面前。 献祭帮助人们称为洁净，使人能够来到神面前。 但是，神也向人们表明，如果人们对自己所做的恶事没有真正的悔意，并真诚地想要改变，神就不会接受这祭物。</w:t>
+      </w:r>
+    </w:p>
+    <w:p>
+      <w:pPr/>
+      <w:r>
+        <w:rPr>
+          <w:lang w:val="zh_CN" w:bidi="zh_CN"/>
+        </w:rPr>
+      </w:r>
+      <w:r>
+        <w:rPr>
+          <w:lang w:val="zh_CN" w:bidi="zh_CN"/>
+        </w:rPr>
         <w:t>耶稣回到</w:t>
       </w:r>
-      <w:r>
-        <w:rPr>
-          <w:lang w:val="zh_CN" w:bidi="zh_CN"/>
-        </w:rPr>
-        <w:t>天上</w:t>
-      </w:r>
+      <w:hyperlink r:id="rId43">
+        <w:r>
+          <w:rPr>
+            <w:lang w:val="zh_CN" w:bidi="zh_CN"/>
+          </w:rPr>
+          <w:rPr>
+            <w:color w:val="0000EE"/>
+            <w:u w:val="single"/>
+          </w:rPr>
+          <w:t>天上</w:t>
+        </w:r>
+      </w:hyperlink>
       <w:r>
         <w:rPr>
           <w:lang w:val="zh_CN" w:bidi="zh_CN"/>
         </w:rPr>
         <w:t>大约四十年后，罗马人彻底摧毁了</w:t>
       </w:r>
-      <w:r>
-        <w:rPr>
-          <w:lang w:val="zh_CN" w:bidi="zh_CN"/>
-        </w:rPr>
-        <w:t>耶路撒冷</w:t>
-      </w:r>
+      <w:hyperlink r:id="rId44">
+        <w:r>
+          <w:rPr>
+            <w:lang w:val="zh_CN" w:bidi="zh_CN"/>
+          </w:rPr>
+          <w:rPr>
+            <w:color w:val="0000EE"/>
+            <w:u w:val="single"/>
+          </w:rPr>
+          <w:t>耶路撒冷</w:t>
+        </w:r>
+      </w:hyperlink>
       <w:r>
         <w:rPr>
           <w:lang w:val="zh_CN" w:bidi="zh_CN"/>
         </w:rPr>
         <w:t>的</w:t>
       </w:r>
-      <w:r>
-        <w:rPr>
-          <w:lang w:val="zh_CN" w:bidi="zh_CN"/>
-        </w:rPr>
-        <w:t>圣殿</w:t>
-      </w:r>
+      <w:hyperlink r:id="rId37">
+        <w:r>
+          <w:rPr>
+            <w:lang w:val="zh_CN" w:bidi="zh_CN"/>
+          </w:rPr>
+          <w:rPr>
+            <w:color w:val="0000EE"/>
+            <w:u w:val="single"/>
+          </w:rPr>
+          <w:t>圣殿</w:t>
+        </w:r>
+      </w:hyperlink>
       <w:r>
         <w:rPr>
           <w:lang w:val="zh_CN" w:bidi="zh_CN"/>
         </w:rPr>
         <w:t>。 从那时候起，</w:t>
       </w:r>
-      <w:r>
-        <w:rPr>
-          <w:lang w:val="zh_CN" w:bidi="zh_CN"/>
-        </w:rPr>
-        <w:t>犹太人</w:t>
-      </w:r>
+      <w:hyperlink r:id="rId26">
+        <w:r>
+          <w:rPr>
+            <w:lang w:val="zh_CN" w:bidi="zh_CN"/>
+          </w:rPr>
+          <w:rPr>
+            <w:color w:val="0000EE"/>
+            <w:u w:val="single"/>
+          </w:rPr>
+          <w:t>犹太人</w:t>
+        </w:r>
+      </w:hyperlink>
       <w:r>
         <w:rPr>
           <w:lang w:val="zh_CN" w:bidi="zh_CN"/>
         </w:rPr>
         <w:t>不能再献祭给神。 新约教导我们，耶稣本人就是一个完美的祭物。 神因为耶稣的死才饶恕了人。 人们不需要再献祭给神，因为耶稣已经洁净了我们：耶稣使我们可以来到神面前。</w:t>
+      </w:r>
+      <w:r>
+        <w:rPr>
+          <w:lang w:val="zh_CN" w:bidi="zh_CN"/>
+        </w:rPr>
+      </w:r>
+      <w:r>
+        <w:rPr>
+          <w:lang w:val="zh_CN" w:bidi="zh_CN"/>
+        </w:rPr>
+      </w:r>
+    </w:p>
+    <w:p>
+      <w:pPr/>
+      <w:r>
+        <w:rPr>
+          <w:lang w:val="zh_CN" w:bidi="zh_CN"/>
+        </w:rPr>
+      </w:r>
+    </w:p>
+    <w:p>
+      <w:pPr>
+        <w:pStyle w:val="Heading2"/>
+      </w:pPr>
+      <w:r>
+        <w:rPr>
+          <w:lang w:val="zh_CN" w:bidi="zh_CN"/>
+        </w:rPr>
+        <w:t>献祭</w:t>
+      </w:r>
+      <w:r>
+        <w:rPr>
+          <w:lang w:val="zh_CN" w:bidi="zh_CN"/>
+        </w:rPr>
+      </w:r>
+    </w:p>
+    <w:p>
+      <w:pPr>
+        <w:pStyle w:val="Heading4"/>
+      </w:pPr>
+      <w:r>
+        <w:rPr>
+          <w:lang w:val="zh_CN" w:bidi="zh_CN"/>
+        </w:rPr>
+        <w:t>Audio Content</w:t>
+      </w:r>
+    </w:p>
+    <w:p>
+      <w:pPr/>
+      <w:r>
+        <w:rPr>
+          <w:lang w:val="zh_CN" w:bidi="zh_CN"/>
+        </w:rPr>
+      </w:r>
+      <w:hyperlink r:id="rId31">
+        <w:r>
+          <w:rPr>
+            <w:lang w:val="zh_CN" w:bidi="zh_CN"/>
+          </w:rPr>
+          <w:rPr>
+            <w:color w:val="0000EE"/>
+            <w:u w:val="single"/>
+          </w:rPr>
+          <w:t>mp3 file</w:t>
+        </w:r>
+      </w:hyperlink>
+      <w:r>
+        <w:rPr>
+          <w:lang w:val="zh_CN" w:bidi="zh_CN"/>
+        </w:rPr>
+        <w:t xml:space="preserve"> (None KB)</w:t>
       </w:r>
       <w:r>
         <w:rPr>

--- a/zhs/docx/073.content.docx
+++ b/zhs/docx/073.content.docx
@@ -39,80 +39,37 @@
           <w:b/>
           <w:lang w:val="zh_CN" w:bidi="zh_CN"/>
         </w:rPr>
-        <w:t>Familiarization, Internalization, Articulation (Fia) Terms</w:t>
-      </w:r>
-      <w:r>
-        <w:rPr>
-          <w:lang w:val="zh_CN" w:bidi="zh_CN"/>
-        </w:rPr>
-        <w:t xml:space="preserve"> (Chinese (Simplified)) is based on: </w:t>
-      </w:r>
-      <w:r>
-        <w:rPr>
-          <w:lang w:val="zh_CN" w:bidi="zh_CN"/>
-        </w:rPr>
-        <w:t>Familiarization, Internalization, Articulation (Fia) Terms</w:t>
-      </w:r>
-      <w:r>
-        <w:rPr>
-          <w:lang w:val="zh_CN" w:bidi="zh_CN"/>
-        </w:rPr>
-        <w:t xml:space="preserve">, </w:t>
-      </w:r>
-      <w:hyperlink r:id="rId13">
-        <w:r>
-          <w:rPr>
-            <w:lang w:val="zh_CN" w:bidi="zh_CN"/>
-          </w:rPr>
-          <w:rPr>
-            <w:color w:val="0000EE"/>
-            <w:u w:val="single"/>
-          </w:rPr>
-          <w:t>SRV Partners</w:t>
-        </w:r>
-      </w:hyperlink>
-      <w:r>
-        <w:rPr>
-          <w:lang w:val="zh_CN" w:bidi="zh_CN"/>
-        </w:rPr>
-        <w:t xml:space="preserve">, 2023, which is licensed under a </w:t>
-      </w:r>
-      <w:hyperlink r:id="rId14">
-        <w:r>
-          <w:rPr>
-            <w:lang w:val="zh_CN" w:bidi="zh_CN"/>
-          </w:rPr>
-          <w:rPr>
-            <w:color w:val="0000EE"/>
-            <w:u w:val="single"/>
-          </w:rPr>
-          <w:t>CC BY-SA 4.0 license</w:t>
-        </w:r>
-      </w:hyperlink>
-      <w:r>
-        <w:rPr>
-          <w:lang w:val="zh_CN" w:bidi="zh_CN"/>
-        </w:rPr>
-        <w:t>.</w:t>
-      </w:r>
-      <w:r>
-        <w:rPr>
-          <w:lang w:val="zh_CN" w:bidi="zh_CN"/>
-        </w:rPr>
-      </w:r>
-    </w:p>
-    <w:p>
-      <w:pPr/>
-      <w:r>
-        <w:rPr>
-          <w:lang w:val="zh_CN" w:bidi="zh_CN"/>
-        </w:rPr>
-      </w:r>
-      <w:r>
-        <w:rPr>
-          <w:lang w:val="zh_CN" w:bidi="zh_CN"/>
-        </w:rPr>
-        <w:t>This PDF version is provided under the same license.</w:t>
+        <w:t>Familiarization, Internalization, Articulation (FIA) Key Terms</w:t>
+      </w:r>
+      <w:r>
+        <w:rPr>
+          <w:lang w:val="zh_CN" w:bidi="zh_CN"/>
+        </w:rPr>
+        <w:t xml:space="preserve"> © 2023 SRV Partners Released under CC BY-SA 4.0 license. </w:t>
+      </w:r>
+      <w:r>
+        <w:rPr>
+          <w:lang w:val="zh_CN" w:bidi="zh_CN"/>
+        </w:rPr>
+        <w:t>Familiarization, Internalization, Articulation (FIA) Key Terms</w:t>
+      </w:r>
+      <w:r>
+        <w:rPr>
+          <w:lang w:val="zh_CN" w:bidi="zh_CN"/>
+        </w:rPr>
+        <w:t xml:space="preserve"> has been adapted in the following languages Tok Pisin, عربي, Français, हिंदी, Bahasa Indonesia, Português, Русский, Español, Kiswahili, 简体中文 from </w:t>
+      </w:r>
+      <w:r>
+        <w:rPr>
+          <w:lang w:val="zh_CN" w:bidi="zh_CN"/>
+        </w:rPr>
+        <w:t>Familiarization, Internalization, Articulation (FIA)</w:t>
+      </w:r>
+      <w:r>
+        <w:rPr>
+          <w:lang w:val="zh_CN" w:bidi="zh_CN"/>
+        </w:rPr>
+        <w:t xml:space="preserve"> © 2023 SRV Partners. Released under CC BY-SA 4.0 license by Mission Mutual</w:t>
       </w:r>
       <w:r>
         <w:rPr>
@@ -275,7 +232,7 @@
         </w:rPr>
         <w:t>有时这些信息给予人们盼望和鼓励。 即使先知告诉人们他们</w:t>
       </w:r>
-      <w:hyperlink r:id="rId15">
+      <w:hyperlink r:id="rId13">
         <w:r>
           <w:rPr>
             <w:lang w:val="zh_CN" w:bidi="zh_CN"/>
@@ -293,7 +250,7 @@
         </w:rPr>
         <w:t>了，应该受到惩罚，他们也在告诉人们神会</w:t>
       </w:r>
-      <w:hyperlink r:id="rId16">
+      <w:hyperlink r:id="rId14">
         <w:r>
           <w:rPr>
             <w:lang w:val="zh_CN" w:bidi="zh_CN"/>
@@ -311,7 +268,7 @@
         </w:rPr>
         <w:t>他们，再次拯救他们。 先知给予人们的一个重要信息是，神会差遣一位特别的</w:t>
       </w:r>
-      <w:hyperlink r:id="rId17">
+      <w:hyperlink r:id="rId15">
         <w:r>
           <w:rPr>
             <w:lang w:val="zh_CN" w:bidi="zh_CN"/>
@@ -329,7 +286,7 @@
         </w:rPr>
         <w:t>和</w:t>
       </w:r>
-      <w:hyperlink r:id="rId18">
+      <w:hyperlink r:id="rId16">
         <w:r>
           <w:rPr>
             <w:lang w:val="zh_CN" w:bidi="zh_CN"/>
@@ -347,7 +304,7 @@
         </w:rPr>
         <w:t>来帮助他们。 这位特别的王和救主被称为</w:t>
       </w:r>
-      <w:hyperlink r:id="rId19">
+      <w:hyperlink r:id="rId17">
         <w:r>
           <w:rPr>
             <w:lang w:val="zh_CN" w:bidi="zh_CN"/>
@@ -392,7 +349,7 @@
         </w:rPr>
         <w:t>。 在耶稣出生前的数百年，先知们所说的关于弥赛亚的事，都在耶稣身上应验了。 例如，有一则预言说弥赛亚将出生在</w:t>
       </w:r>
-      <w:hyperlink r:id="rId20">
+      <w:hyperlink r:id="rId18">
         <w:r>
           <w:rPr>
             <w:lang w:val="zh_CN" w:bidi="zh_CN"/>
@@ -424,7 +381,7 @@
         </w:rPr>
         <w:t>先知以不同的方式将神的信息传递给人们。 有时先知会向人们讲一个</w:t>
       </w:r>
-      <w:hyperlink r:id="rId21">
+      <w:hyperlink r:id="rId19">
         <w:r>
           <w:rPr>
             <w:lang w:val="zh_CN" w:bidi="zh_CN"/>
@@ -442,7 +399,7 @@
         </w:rPr>
         <w:t>，即一个具有特殊意义的故事。 有时先知会表演一些戏剧，以帮助人们理解信息。 例如，神告诉先知耶利米在脖子上挂着沉重的木</w:t>
       </w:r>
-      <w:hyperlink r:id="rId22">
+      <w:hyperlink r:id="rId20">
         <w:r>
           <w:rPr>
             <w:lang w:val="zh_CN" w:bidi="zh_CN"/>
@@ -460,7 +417,7 @@
         </w:rPr>
         <w:t>，四处走动一阵子，木轭通常是用于控制在田间为人们劳作的动物的。 耶利米使用这个轭作为象征，告诉人们巴比伦人很快就会控制</w:t>
       </w:r>
-      <w:hyperlink r:id="rId23">
+      <w:hyperlink r:id="rId21">
         <w:r>
           <w:rPr>
             <w:lang w:val="zh_CN" w:bidi="zh_CN"/>
@@ -492,7 +449,7 @@
         </w:rPr>
         <w:t>神通过</w:t>
       </w:r>
-      <w:hyperlink r:id="rId24">
+      <w:hyperlink r:id="rId22">
         <w:r>
           <w:rPr>
             <w:lang w:val="zh_CN" w:bidi="zh_CN"/>
@@ -510,7 +467,7 @@
         </w:rPr>
         <w:t>的大能将祂的信息赐给先知们。 我们不确切知道这是如何运作的。 有时，先知会做梦或见到</w:t>
       </w:r>
-      <w:hyperlink r:id="rId25">
+      <w:hyperlink r:id="rId23">
         <w:r>
           <w:rPr>
             <w:lang w:val="zh_CN" w:bidi="zh_CN"/>
@@ -542,7 +499,7 @@
         </w:rPr>
         <w:t>先知们经常写下这些信息，或者其他人为他们写下这些话。 旧约中的许多书卷是神通过先知赐给人们的信息。 这就是为什么</w:t>
       </w:r>
-      <w:hyperlink r:id="rId26">
+      <w:hyperlink r:id="rId24">
         <w:r>
           <w:rPr>
             <w:lang w:val="zh_CN" w:bidi="zh_CN"/>
@@ -560,7 +517,7 @@
         </w:rPr>
         <w:t>经常使用"先知"或"律法和先知"这个词来指代圣经中我们现在称之为旧约的部分。 "</w:t>
       </w:r>
-      <w:hyperlink r:id="rId27">
+      <w:hyperlink r:id="rId25">
         <w:r>
           <w:rPr>
             <w:lang w:val="zh_CN" w:bidi="zh_CN"/>
@@ -672,7 +629,7 @@
         </w:rPr>
         <w:t>在旧约中，我们有时会听到一群先知。 这些先知与我们到目前为止所提到的先知略有不同。 这些其它类型的先知会遵循某种仪式，例如听某人演奏乐器，然后他们会进入催眠状态。 这意味着他们不是完全清醒，也不是完全睡着了。 在这种状态下，神有时会赐给他们一些特别的启示。 当人们想知道该做什么时，他们有时会去找这样的先知，然后先知会尝试进入这种催眠状态，希望从神那里得到关于这个人必须做什么的信息。 陷入这种催眠状态的人也可以开始赞美和</w:t>
       </w:r>
-      <w:hyperlink r:id="rId28">
+      <w:hyperlink r:id="rId26">
         <w:r>
           <w:rPr>
             <w:lang w:val="zh_CN" w:bidi="zh_CN"/>
@@ -704,7 +661,7 @@
         </w:rPr>
         <w:t>在新约中，保罗教导我们，</w:t>
       </w:r>
-      <w:hyperlink r:id="rId24">
+      <w:hyperlink r:id="rId22">
         <w:r>
           <w:rPr>
             <w:lang w:val="zh_CN" w:bidi="zh_CN"/>
@@ -722,7 +679,7 @@
         </w:rPr>
         <w:t>赐给一些人说预言的能力。 通过圣灵，神可以赐给这些</w:t>
       </w:r>
-      <w:hyperlink r:id="rId29">
+      <w:hyperlink r:id="rId27">
         <w:r>
           <w:rPr>
             <w:lang w:val="zh_CN" w:bidi="zh_CN"/>
@@ -783,7 +740,7 @@
         </w:rPr>
         <w:t>小心不要让人们混淆你为</w:t>
       </w:r>
-      <w:hyperlink r:id="rId30">
+      <w:hyperlink r:id="rId28">
         <w:r>
           <w:rPr>
             <w:lang w:val="zh_CN" w:bidi="zh_CN"/>
@@ -896,7 +853,7 @@
           <w:lang w:val="zh_CN" w:bidi="zh_CN"/>
         </w:rPr>
       </w:r>
-      <w:hyperlink r:id="rId31">
+      <w:hyperlink r:id="rId29">
         <w:r>
           <w:rPr>
             <w:lang w:val="zh_CN" w:bidi="zh_CN"/>
@@ -969,7 +926,7 @@
         </w:rPr>
         <w:t>是献给神礼物。 人们经常把礼物放在一个用土或大石头制成的平台上，这个平台被称为</w:t>
       </w:r>
-      <w:hyperlink r:id="rId32">
+      <w:hyperlink r:id="rId30">
         <w:r>
           <w:rPr>
             <w:lang w:val="zh_CN" w:bidi="zh_CN"/>
@@ -987,7 +944,7 @@
         </w:rPr>
         <w:t>。 献祭的目的可能是人们想要为某事感谢神、</w:t>
       </w:r>
-      <w:hyperlink r:id="rId28">
+      <w:hyperlink r:id="rId26">
         <w:r>
           <w:rPr>
             <w:lang w:val="zh_CN" w:bidi="zh_CN"/>
@@ -1005,7 +962,7 @@
         </w:rPr>
         <w:t>神、坚定他们与神的</w:t>
       </w:r>
-      <w:hyperlink r:id="rId33">
+      <w:hyperlink r:id="rId31">
         <w:r>
           <w:rPr>
             <w:lang w:val="zh_CN" w:bidi="zh_CN"/>
@@ -1023,7 +980,7 @@
         </w:rPr>
         <w:t>，或者为他们所做错的事寻求</w:t>
       </w:r>
-      <w:hyperlink r:id="rId34">
+      <w:hyperlink r:id="rId32">
         <w:r>
           <w:rPr>
             <w:lang w:val="zh_CN" w:bidi="zh_CN"/>
@@ -1055,7 +1012,7 @@
         </w:rPr>
         <w:t>在旧约的一开始，有几个关于人向神献祭的故事：该隐与亚伯、挪亚和</w:t>
       </w:r>
-      <w:hyperlink r:id="rId35">
+      <w:hyperlink r:id="rId33">
         <w:r>
           <w:rPr>
             <w:lang w:val="zh_CN" w:bidi="zh_CN"/>
@@ -1073,7 +1030,7 @@
         </w:rPr>
         <w:t>。 后来，当神藉著摩西将</w:t>
       </w:r>
-      <w:hyperlink r:id="rId27">
+      <w:hyperlink r:id="rId25">
         <w:r>
           <w:rPr>
             <w:lang w:val="zh_CN" w:bidi="zh_CN"/>
@@ -1091,7 +1048,7 @@
         </w:rPr>
         <w:t>赐给</w:t>
       </w:r>
-      <w:hyperlink r:id="rId23">
+      <w:hyperlink r:id="rId21">
         <w:r>
           <w:rPr>
             <w:lang w:val="zh_CN" w:bidi="zh_CN"/>
@@ -1109,7 +1066,7 @@
         </w:rPr>
         <w:t>时，神指示人们如何献祭。 人们不能随意献祭给神：他们必须把祭物带到</w:t>
       </w:r>
-      <w:hyperlink r:id="rId36">
+      <w:hyperlink r:id="rId34">
         <w:r>
           <w:rPr>
             <w:lang w:val="zh_CN" w:bidi="zh_CN"/>
@@ -1127,7 +1084,7 @@
         </w:rPr>
         <w:t>，后来是带到</w:t>
       </w:r>
-      <w:hyperlink r:id="rId37">
+      <w:hyperlink r:id="rId35">
         <w:r>
           <w:rPr>
             <w:lang w:val="zh_CN" w:bidi="zh_CN"/>
@@ -1145,7 +1102,7 @@
         </w:rPr>
         <w:t>。 会幕是以色列人敬拜神的地方。 以色列人在</w:t>
       </w:r>
-      <w:hyperlink r:id="rId38">
+      <w:hyperlink r:id="rId36">
         <w:r>
           <w:rPr>
             <w:lang w:val="zh_CN" w:bidi="zh_CN"/>
@@ -1177,7 +1134,7 @@
         </w:rPr>
         <w:t>在会幕中，以及后来的圣殿中，</w:t>
       </w:r>
-      <w:hyperlink r:id="rId39">
+      <w:hyperlink r:id="rId37">
         <w:r>
           <w:rPr>
             <w:lang w:val="zh_CN" w:bidi="zh_CN"/>
@@ -1195,7 +1152,7 @@
         </w:rPr>
         <w:t>是特别的人，是神任命的，代表百姓献祭。 祭司每天都要</w:t>
       </w:r>
-      <w:hyperlink r:id="rId40">
+      <w:hyperlink r:id="rId38">
         <w:r>
           <w:rPr>
             <w:lang w:val="zh_CN" w:bidi="zh_CN"/>
@@ -1213,7 +1170,7 @@
         </w:rPr>
         <w:t>，也会为节期和仪式特别地献祭。 人们也可以自愿带祭物来。 献祭在敬拜神的过程中非常重要。 因为神是</w:t>
       </w:r>
-      <w:hyperlink r:id="rId41">
+      <w:hyperlink r:id="rId39">
         <w:r>
           <w:rPr>
             <w:lang w:val="zh_CN" w:bidi="zh_CN"/>
@@ -1231,7 +1188,7 @@
         </w:rPr>
         <w:t>的，而人是</w:t>
       </w:r>
-      <w:hyperlink r:id="rId15">
+      <w:hyperlink r:id="rId13">
         <w:r>
           <w:rPr>
             <w:lang w:val="zh_CN" w:bidi="zh_CN"/>
@@ -1249,7 +1206,7 @@
         </w:rPr>
         <w:t xml:space="preserve"> 你不能来到神的面前。 人们的罪需要被"洁净"。 只有那些在礼仪中已被洁净的</w:t>
       </w:r>
-      <w:hyperlink r:id="rId42">
+      <w:hyperlink r:id="rId40">
         <w:r>
           <w:rPr>
             <w:lang w:val="zh_CN" w:bidi="zh_CN"/>
@@ -1281,7 +1238,7 @@
         </w:rPr>
         <w:t>耶稣回到</w:t>
       </w:r>
-      <w:hyperlink r:id="rId43">
+      <w:hyperlink r:id="rId41">
         <w:r>
           <w:rPr>
             <w:lang w:val="zh_CN" w:bidi="zh_CN"/>
@@ -1299,7 +1256,7 @@
         </w:rPr>
         <w:t>大约四十年后，罗马人彻底摧毁了</w:t>
       </w:r>
-      <w:hyperlink r:id="rId44">
+      <w:hyperlink r:id="rId42">
         <w:r>
           <w:rPr>
             <w:lang w:val="zh_CN" w:bidi="zh_CN"/>
@@ -1317,7 +1274,7 @@
         </w:rPr>
         <w:t>的</w:t>
       </w:r>
-      <w:hyperlink r:id="rId37">
+      <w:hyperlink r:id="rId35">
         <w:r>
           <w:rPr>
             <w:lang w:val="zh_CN" w:bidi="zh_CN"/>
@@ -1335,7 +1292,7 @@
         </w:rPr>
         <w:t>。 从那时候起，</w:t>
       </w:r>
-      <w:hyperlink r:id="rId26">
+      <w:hyperlink r:id="rId24">
         <w:r>
           <w:rPr>
             <w:lang w:val="zh_CN" w:bidi="zh_CN"/>
@@ -1406,7 +1363,7 @@
           <w:lang w:val="zh_CN" w:bidi="zh_CN"/>
         </w:rPr>
       </w:r>
-      <w:hyperlink r:id="rId31">
+      <w:hyperlink r:id="rId29">
         <w:r>
           <w:rPr>
             <w:lang w:val="zh_CN" w:bidi="zh_CN"/>

--- a/zhs/docx/073.content.docx
+++ b/zhs/docx/073.content.docx
@@ -45,7 +45,7 @@
         <w:rPr>
           <w:lang w:val="zh_CN" w:bidi="zh_CN"/>
         </w:rPr>
-        <w:t xml:space="preserve"> © 2023 SRV Partners Released under CC BY-SA 4.0 license. </w:t>
+        <w:t xml:space="preserve"> © 2025 Word Collective Released under CC BY-SA 4.0 license. </w:t>
       </w:r>
       <w:r>
         <w:rPr>
@@ -69,7 +69,7 @@
         <w:rPr>
           <w:lang w:val="zh_CN" w:bidi="zh_CN"/>
         </w:rPr>
-        <w:t xml:space="preserve"> © 2023 SRV Partners. Released under CC BY-SA 4.0 license by Mission Mutual</w:t>
+        <w:t xml:space="preserve"> © 2025 Word Collective. Released under CC BY-SA 4.0 license by Mission Mutual</w:t>
       </w:r>
       <w:r>
         <w:rPr>
